--- a/spa/docx/66.content.docx
+++ b/spa/docx/66.content.docx
@@ -19,7 +19,7 @@
         <w:rPr>
           <w:lang w:val="es_ES" w:bidi="es_ES"/>
         </w:rPr>
-        <w:t>Resource: Notas de Estudio - Introducciones a los Libros (Tyndale)</w:t>
+        <w:t>Resource: Tyndale Open Study Notes</w:t>
       </w:r>
       <w:r>
         <w:rPr>
@@ -112,7 +112,7 @@
         <w:rPr>
           <w:lang w:val="es_ES" w:bidi="es_ES"/>
         </w:rPr>
-        <w:t>Notas de Estudio - Introducciones a los Libros (Tyndale)</w:t>
+        <w:t>Tyndale Open Study Notes</w:t>
       </w:r>
     </w:p>
     <w:p>

--- a/spa/docx/66.content.docx
+++ b/spa/docx/66.content.docx
@@ -19,7 +19,7 @@
         <w:rPr>
           <w:lang w:val="es_ES" w:bidi="es_ES"/>
         </w:rPr>
-        <w:t>Resource: Tyndale Open Study Notes</w:t>
+        <w:t>Resource: Aquifer Open Study Notes (Book Intros)</w:t>
       </w:r>
       <w:r>
         <w:rPr>
@@ -112,7 +112,7 @@
         <w:rPr>
           <w:lang w:val="es_ES" w:bidi="es_ES"/>
         </w:rPr>
-        <w:t>Tyndale Open Study Notes</w:t>
+        <w:t>Aquifer Open Study Notes (Book Intros)</w:t>
       </w:r>
     </w:p>
     <w:p>

--- a/spa/docx/66.content.docx
+++ b/spa/docx/66.content.docx
@@ -297,54 +297,36 @@
         </w:rPr>
         <w:t>El Apocalipsis comienza de manera inusual, con tres introducciones separadas. Juan primero describe la naturaleza visionaria del libro (</w:t>
       </w:r>
-      <w:hyperlink r:id="rId13">
-        <w:r>
-          <w:rPr>
-            <w:lang w:val="es_ES" w:bidi="es_ES"/>
-          </w:rPr>
-          <w:rPr>
-            <w:color w:val="0000EE"/>
-            <w:u w:val="single"/>
-          </w:rPr>
-          <w:t>1:1–3</w:t>
-        </w:r>
-      </w:hyperlink>
+      <w:r>
+        <w:rPr>
+          <w:lang w:val="es_ES" w:bidi="es_ES"/>
+        </w:rPr>
+        <w:t>1:1–3</w:t>
+      </w:r>
       <w:r>
         <w:rPr>
           <w:lang w:val="es_ES" w:bidi="es_ES"/>
         </w:rPr>
         <w:t>); a continuación, hay un saludo epistolar (</w:t>
       </w:r>
-      <w:hyperlink r:id="rId14">
-        <w:r>
-          <w:rPr>
-            <w:lang w:val="es_ES" w:bidi="es_ES"/>
-          </w:rPr>
-          <w:rPr>
-            <w:color w:val="0000EE"/>
-            <w:u w:val="single"/>
-          </w:rPr>
-          <w:t>1:4–8</w:t>
-        </w:r>
-      </w:hyperlink>
+      <w:r>
+        <w:rPr>
+          <w:lang w:val="es_ES" w:bidi="es_ES"/>
+        </w:rPr>
+        <w:t>1:4–8</w:t>
+      </w:r>
       <w:r>
         <w:rPr>
           <w:lang w:val="es_ES" w:bidi="es_ES"/>
         </w:rPr>
         <w:t>) seguido de una introducción histórica (</w:t>
       </w:r>
-      <w:hyperlink r:id="rId15">
-        <w:r>
-          <w:rPr>
-            <w:lang w:val="es_ES" w:bidi="es_ES"/>
-          </w:rPr>
-          <w:rPr>
-            <w:color w:val="0000EE"/>
-            <w:u w:val="single"/>
-          </w:rPr>
-          <w:t>1:9–11</w:t>
-        </w:r>
-      </w:hyperlink>
+      <w:r>
+        <w:rPr>
+          <w:lang w:val="es_ES" w:bidi="es_ES"/>
+        </w:rPr>
+        <w:t>1:9–11</w:t>
+      </w:r>
       <w:r>
         <w:rPr>
           <w:lang w:val="es_ES" w:bidi="es_ES"/>
@@ -365,54 +347,36 @@
         </w:rPr>
         <w:t>El libro luego describe una visión de Jesús (</w:t>
       </w:r>
-      <w:hyperlink r:id="rId16">
-        <w:r>
-          <w:rPr>
-            <w:lang w:val="es_ES" w:bidi="es_ES"/>
-          </w:rPr>
-          <w:rPr>
-            <w:color w:val="0000EE"/>
-            <w:u w:val="single"/>
-          </w:rPr>
-          <w:t>1:12–20</w:t>
-        </w:r>
-      </w:hyperlink>
+      <w:r>
+        <w:rPr>
+          <w:lang w:val="es_ES" w:bidi="es_ES"/>
+        </w:rPr>
+        <w:t>1:12–20</w:t>
+      </w:r>
       <w:r>
         <w:rPr>
           <w:lang w:val="es_ES" w:bidi="es_ES"/>
         </w:rPr>
         <w:t>). En cartas a siete iglesias en la provincia de Asia, Cristo se dirige personalmente a los creyentes y a la vida de las iglesias (</w:t>
       </w:r>
-      <w:hyperlink r:id="rId17">
-        <w:r>
-          <w:rPr>
-            <w:lang w:val="es_ES" w:bidi="es_ES"/>
-          </w:rPr>
-          <w:rPr>
-            <w:color w:val="0000EE"/>
-            <w:u w:val="single"/>
-          </w:rPr>
-          <w:t>caps. 2–3</w:t>
-        </w:r>
-      </w:hyperlink>
+      <w:r>
+        <w:rPr>
+          <w:lang w:val="es_ES" w:bidi="es_ES"/>
+        </w:rPr>
+        <w:t>caps. 2–3</w:t>
+      </w:r>
       <w:r>
         <w:rPr>
           <w:lang w:val="es_ES" w:bidi="es_ES"/>
         </w:rPr>
         <w:t xml:space="preserve">). Después de estas cartas, </w:t>
       </w:r>
-      <w:hyperlink r:id="rId18">
-        <w:r>
-          <w:rPr>
-            <w:lang w:val="es_ES" w:bidi="es_ES"/>
-          </w:rPr>
-          <w:rPr>
-            <w:color w:val="0000EE"/>
-            <w:u w:val="single"/>
-          </w:rPr>
-          <w:t>caps. 4–5</w:t>
-        </w:r>
-      </w:hyperlink>
+      <w:r>
+        <w:rPr>
+          <w:lang w:val="es_ES" w:bidi="es_ES"/>
+        </w:rPr>
+        <w:t>caps. 4–5</w:t>
+      </w:r>
       <w:r>
         <w:rPr>
           <w:lang w:val="es_ES" w:bidi="es_ES"/>
@@ -433,54 +397,36 @@
         </w:rPr>
         <w:t>El núcleo del libro (</w:t>
       </w:r>
-      <w:hyperlink r:id="rId19">
-        <w:r>
-          <w:rPr>
-            <w:lang w:val="es_ES" w:bidi="es_ES"/>
-          </w:rPr>
-          <w:rPr>
-            <w:color w:val="0000EE"/>
-            <w:u w:val="single"/>
-          </w:rPr>
-          <w:t>caps. 6–16</w:t>
-        </w:r>
-      </w:hyperlink>
+      <w:r>
+        <w:rPr>
+          <w:lang w:val="es_ES" w:bidi="es_ES"/>
+        </w:rPr>
+        <w:t>caps. 6–16</w:t>
+      </w:r>
       <w:r>
         <w:rPr>
           <w:lang w:val="es_ES" w:bidi="es_ES"/>
         </w:rPr>
         <w:t>) narra un drama en tres actos de juicio. En el primer acto (</w:t>
       </w:r>
-      <w:hyperlink r:id="rId20">
-        <w:r>
-          <w:rPr>
-            <w:lang w:val="es_ES" w:bidi="es_ES"/>
-          </w:rPr>
-          <w:rPr>
-            <w:color w:val="0000EE"/>
-            <w:u w:val="single"/>
-          </w:rPr>
-          <w:t>6:1–8:1</w:t>
-        </w:r>
-      </w:hyperlink>
+      <w:r>
+        <w:rPr>
+          <w:lang w:val="es_ES" w:bidi="es_ES"/>
+        </w:rPr>
+        <w:t>6:1–8:1</w:t>
+      </w:r>
       <w:r>
         <w:rPr>
           <w:lang w:val="es_ES" w:bidi="es_ES"/>
         </w:rPr>
         <w:t>), Cristo abre siete sellos que desencadenan siete juicios. Este acto también incluye el primer interludio (</w:t>
       </w:r>
-      <w:hyperlink r:id="rId21">
-        <w:r>
-          <w:rPr>
-            <w:lang w:val="es_ES" w:bidi="es_ES"/>
-          </w:rPr>
-          <w:rPr>
-            <w:color w:val="0000EE"/>
-            <w:u w:val="single"/>
-          </w:rPr>
-          <w:t>cap. 7</w:t>
-        </w:r>
-      </w:hyperlink>
+      <w:r>
+        <w:rPr>
+          <w:lang w:val="es_ES" w:bidi="es_ES"/>
+        </w:rPr>
+        <w:t>cap. 7</w:t>
+      </w:r>
       <w:r>
         <w:rPr>
           <w:lang w:val="es_ES" w:bidi="es_ES"/>
@@ -501,72 +447,48 @@
         </w:rPr>
         <w:t>El segundo acto describe a siete ángeles tocando siete trompetas (</w:t>
       </w:r>
-      <w:hyperlink r:id="rId22">
-        <w:r>
-          <w:rPr>
-            <w:lang w:val="es_ES" w:bidi="es_ES"/>
-          </w:rPr>
-          <w:rPr>
-            <w:color w:val="0000EE"/>
-            <w:u w:val="single"/>
-          </w:rPr>
-          <w:t>8:2–11:19</w:t>
-        </w:r>
-      </w:hyperlink>
+      <w:r>
+        <w:rPr>
+          <w:lang w:val="es_ES" w:bidi="es_ES"/>
+        </w:rPr>
+        <w:t>8:2–11:19</w:t>
+      </w:r>
       <w:r>
         <w:rPr>
           <w:lang w:val="es_ES" w:bidi="es_ES"/>
         </w:rPr>
         <w:t>) en una segunda visión del juicio sobre el mundo. La sexta trompeta es seguida por un misterioso segundo interludio (</w:t>
       </w:r>
-      <w:hyperlink r:id="rId23">
-        <w:r>
-          <w:rPr>
-            <w:lang w:val="es_ES" w:bidi="es_ES"/>
-          </w:rPr>
-          <w:rPr>
-            <w:color w:val="0000EE"/>
-            <w:u w:val="single"/>
-          </w:rPr>
-          <w:t>10:1–10</w:t>
-        </w:r>
-      </w:hyperlink>
+      <w:r>
+        <w:rPr>
+          <w:lang w:val="es_ES" w:bidi="es_ES"/>
+        </w:rPr>
+        <w:t>10:1–10</w:t>
+      </w:r>
       <w:r>
         <w:rPr>
           <w:lang w:val="es_ES" w:bidi="es_ES"/>
         </w:rPr>
         <w:t>) en el que un ángel, un pequeño rollo y siete truenos secretos ofrecen una introducción a una imagen agridulce de dos testigos que proclaman el mensaje de Dios (</w:t>
       </w:r>
-      <w:hyperlink r:id="rId24">
-        <w:r>
-          <w:rPr>
-            <w:lang w:val="es_ES" w:bidi="es_ES"/>
-          </w:rPr>
-          <w:rPr>
-            <w:color w:val="0000EE"/>
-            <w:u w:val="single"/>
-          </w:rPr>
-          <w:t>11:1–14</w:t>
-        </w:r>
-      </w:hyperlink>
+      <w:r>
+        <w:rPr>
+          <w:lang w:val="es_ES" w:bidi="es_ES"/>
+        </w:rPr>
+        <w:t>11:1–14</w:t>
+      </w:r>
       <w:r>
         <w:rPr>
           <w:lang w:val="es_ES" w:bidi="es_ES"/>
         </w:rPr>
         <w:t>). La trompeta final revela el cielo y el venidero reino de Cristo el Señor (</w:t>
       </w:r>
-      <w:hyperlink r:id="rId25">
-        <w:r>
-          <w:rPr>
-            <w:lang w:val="es_ES" w:bidi="es_ES"/>
-          </w:rPr>
-          <w:rPr>
-            <w:color w:val="0000EE"/>
-            <w:u w:val="single"/>
-          </w:rPr>
-          <w:t>11:15–19</w:t>
-        </w:r>
-      </w:hyperlink>
+      <w:r>
+        <w:rPr>
+          <w:lang w:val="es_ES" w:bidi="es_ES"/>
+        </w:rPr>
+        <w:t>11:15–19</w:t>
+      </w:r>
       <w:r>
         <w:rPr>
           <w:lang w:val="es_ES" w:bidi="es_ES"/>
@@ -587,108 +509,72 @@
         </w:rPr>
         <w:t xml:space="preserve">Después del segundo acto, Apocalipsis se desplaza a una serie de tres grandes señales y retratos simbólicos. </w:t>
       </w:r>
-      <w:hyperlink r:id="rId26">
-        <w:r>
-          <w:rPr>
-            <w:lang w:val="es_ES" w:bidi="es_ES"/>
-          </w:rPr>
-          <w:rPr>
-            <w:color w:val="0000EE"/>
-            <w:u w:val="single"/>
-          </w:rPr>
-          <w:t>Cap. 12</w:t>
-        </w:r>
-      </w:hyperlink>
+      <w:r>
+        <w:rPr>
+          <w:lang w:val="es_ES" w:bidi="es_ES"/>
+        </w:rPr>
+        <w:t>Cap. 12</w:t>
+      </w:r>
       <w:r>
         <w:rPr>
           <w:lang w:val="es_ES" w:bidi="es_ES"/>
         </w:rPr>
         <w:t xml:space="preserve"> describe la batalla cósmica entre el bien y el mal y el nacimiento del prometido libertador, Cristo, a quien Dios rescata de las intenciones destructivas de Satanás (</w:t>
       </w:r>
-      <w:hyperlink r:id="rId27">
-        <w:r>
-          <w:rPr>
-            <w:lang w:val="es_ES" w:bidi="es_ES"/>
-          </w:rPr>
-          <w:rPr>
-            <w:color w:val="0000EE"/>
-            <w:u w:val="single"/>
-          </w:rPr>
-          <w:t>12:1–10</w:t>
-        </w:r>
-      </w:hyperlink>
+      <w:r>
+        <w:rPr>
+          <w:lang w:val="es_ES" w:bidi="es_ES"/>
+        </w:rPr>
+        <w:t>12:1–10</w:t>
+      </w:r>
       <w:r>
         <w:rPr>
           <w:lang w:val="es_ES" w:bidi="es_ES"/>
         </w:rPr>
         <w:t>). Aunque derrotado, Satanás, representado como un dragón, continúa creando caos entre el pueblo de Dios (</w:t>
       </w:r>
-      <w:hyperlink r:id="rId28">
-        <w:r>
-          <w:rPr>
-            <w:lang w:val="es_ES" w:bidi="es_ES"/>
-          </w:rPr>
-          <w:rPr>
-            <w:color w:val="0000EE"/>
-            <w:u w:val="single"/>
-          </w:rPr>
-          <w:t>12:11–17</w:t>
-        </w:r>
-      </w:hyperlink>
+      <w:r>
+        <w:rPr>
+          <w:lang w:val="es_ES" w:bidi="es_ES"/>
+        </w:rPr>
+        <w:t>12:11–17</w:t>
+      </w:r>
       <w:r>
         <w:rPr>
           <w:lang w:val="es_ES" w:bidi="es_ES"/>
         </w:rPr>
         <w:t>). El libro luego presenta a otras dos bestias, que junto con el dragón forman una falsa “trinidad maligna” en el mundo (</w:t>
       </w:r>
-      <w:hyperlink r:id="rId29">
-        <w:r>
-          <w:rPr>
-            <w:lang w:val="es_ES" w:bidi="es_ES"/>
-          </w:rPr>
-          <w:rPr>
-            <w:color w:val="0000EE"/>
-            <w:u w:val="single"/>
-          </w:rPr>
-          <w:t>cap. 13</w:t>
-        </w:r>
-      </w:hyperlink>
+      <w:r>
+        <w:rPr>
+          <w:lang w:val="es_ES" w:bidi="es_ES"/>
+        </w:rPr>
+        <w:t>cap. 13</w:t>
+      </w:r>
       <w:r>
         <w:rPr>
           <w:lang w:val="es_ES" w:bidi="es_ES"/>
         </w:rPr>
         <w:t>). Estas fuerzas malignas contrastan marcadamente con el Cordero de Dios y sus fieles siervos en el monte Sión, el lugar de la redención y el gobierno de Dios (</w:t>
       </w:r>
-      <w:hyperlink r:id="rId30">
-        <w:r>
-          <w:rPr>
-            <w:lang w:val="es_ES" w:bidi="es_ES"/>
-          </w:rPr>
-          <w:rPr>
-            <w:color w:val="0000EE"/>
-            <w:u w:val="single"/>
-          </w:rPr>
-          <w:t>14:1–5</w:t>
-        </w:r>
-      </w:hyperlink>
+      <w:r>
+        <w:rPr>
+          <w:lang w:val="es_ES" w:bidi="es_ES"/>
+        </w:rPr>
+        <w:t>14:1–5</w:t>
+      </w:r>
       <w:r>
         <w:rPr>
           <w:lang w:val="es_ES" w:bidi="es_ES"/>
         </w:rPr>
         <w:t>). Tres ángeles entregan el mensaje de Dios sobre el juicio venidero y la destrucción de las fuerzas malignas (</w:t>
       </w:r>
-      <w:hyperlink r:id="rId31">
-        <w:r>
-          <w:rPr>
-            <w:lang w:val="es_ES" w:bidi="es_ES"/>
-          </w:rPr>
-          <w:rPr>
-            <w:color w:val="0000EE"/>
-            <w:u w:val="single"/>
-          </w:rPr>
-          <w:t>14:6–20</w:t>
-        </w:r>
-      </w:hyperlink>
+      <w:r>
+        <w:rPr>
+          <w:lang w:val="es_ES" w:bidi="es_ES"/>
+        </w:rPr>
+        <w:t>14:6–20</w:t>
+      </w:r>
       <w:r>
         <w:rPr>
           <w:lang w:val="es_ES" w:bidi="es_ES"/>
@@ -709,36 +595,24 @@
         </w:rPr>
         <w:t>El tercer y último acto del juicio involucra siete plagas (</w:t>
       </w:r>
-      <w:hyperlink r:id="rId32">
-        <w:r>
-          <w:rPr>
-            <w:lang w:val="es_ES" w:bidi="es_ES"/>
-          </w:rPr>
-          <w:rPr>
-            <w:color w:val="0000EE"/>
-            <w:u w:val="single"/>
-          </w:rPr>
-          <w:t>cap. 16</w:t>
-        </w:r>
-      </w:hyperlink>
+      <w:r>
+        <w:rPr>
+          <w:lang w:val="es_ES" w:bidi="es_ES"/>
+        </w:rPr>
+        <w:t>cap. 16</w:t>
+      </w:r>
       <w:r>
         <w:rPr>
           <w:lang w:val="es_ES" w:bidi="es_ES"/>
         </w:rPr>
         <w:t>), que Juan introduce con una canción conjunta de Moisés y el Cordero (</w:t>
       </w:r>
-      <w:hyperlink r:id="rId33">
-        <w:r>
-          <w:rPr>
-            <w:lang w:val="es_ES" w:bidi="es_ES"/>
-          </w:rPr>
-          <w:rPr>
-            <w:color w:val="0000EE"/>
-            <w:u w:val="single"/>
-          </w:rPr>
-          <w:t>cap. 15</w:t>
-        </w:r>
-      </w:hyperlink>
+      <w:r>
+        <w:rPr>
+          <w:lang w:val="es_ES" w:bidi="es_ES"/>
+        </w:rPr>
+        <w:t>cap. 15</w:t>
+      </w:r>
       <w:r>
         <w:rPr>
           <w:lang w:val="es_ES" w:bidi="es_ES"/>
@@ -759,162 +633,108 @@
         </w:rPr>
         <w:t xml:space="preserve">Después de las plagas, Juan relata el fin de la gran ramera, Babilonia (o Roma, </w:t>
       </w:r>
-      <w:hyperlink r:id="rId34">
-        <w:r>
-          <w:rPr>
-            <w:lang w:val="es_ES" w:bidi="es_ES"/>
-          </w:rPr>
-          <w:rPr>
-            <w:color w:val="0000EE"/>
-            <w:u w:val="single"/>
-          </w:rPr>
-          <w:t>cap. 17</w:t>
-        </w:r>
-      </w:hyperlink>
+      <w:r>
+        <w:rPr>
+          <w:lang w:val="es_ES" w:bidi="es_ES"/>
+        </w:rPr>
+        <w:t>cap. 17</w:t>
+      </w:r>
       <w:r>
         <w:rPr>
           <w:lang w:val="es_ES" w:bidi="es_ES"/>
         </w:rPr>
         <w:t>). Mientras el mundo llora la desaparición de esta supuesta fuente de seguridad (</w:t>
       </w:r>
-      <w:hyperlink r:id="rId35">
-        <w:r>
-          <w:rPr>
-            <w:lang w:val="es_ES" w:bidi="es_ES"/>
-          </w:rPr>
-          <w:rPr>
-            <w:color w:val="0000EE"/>
-            <w:u w:val="single"/>
-          </w:rPr>
-          <w:t>18:1–19</w:t>
-        </w:r>
-      </w:hyperlink>
+      <w:r>
+        <w:rPr>
+          <w:lang w:val="es_ES" w:bidi="es_ES"/>
+        </w:rPr>
+        <w:t>18:1–19</w:t>
+      </w:r>
       <w:r>
         <w:rPr>
           <w:lang w:val="es_ES" w:bidi="es_ES"/>
         </w:rPr>
         <w:t>), el cielo, los apóstoles y los profetas se alegran por su destrucción (</w:t>
       </w:r>
-      <w:hyperlink r:id="rId36">
-        <w:r>
-          <w:rPr>
-            <w:lang w:val="es_ES" w:bidi="es_ES"/>
-          </w:rPr>
-          <w:rPr>
-            <w:color w:val="0000EE"/>
-            <w:u w:val="single"/>
-          </w:rPr>
-          <w:t>18:20–24</w:t>
-        </w:r>
-      </w:hyperlink>
+      <w:r>
+        <w:rPr>
+          <w:lang w:val="es_ES" w:bidi="es_ES"/>
+        </w:rPr>
+        <w:t>18:20–24</w:t>
+      </w:r>
       <w:r>
         <w:rPr>
           <w:lang w:val="es_ES" w:bidi="es_ES"/>
         </w:rPr>
         <w:t>) con cantos a la victoria de Dios (</w:t>
       </w:r>
-      <w:hyperlink r:id="rId37">
-        <w:r>
-          <w:rPr>
-            <w:lang w:val="es_ES" w:bidi="es_ES"/>
-          </w:rPr>
-          <w:rPr>
-            <w:color w:val="0000EE"/>
-            <w:u w:val="single"/>
-          </w:rPr>
-          <w:t>19:1–10</w:t>
-        </w:r>
-      </w:hyperlink>
+      <w:r>
+        <w:rPr>
+          <w:lang w:val="es_ES" w:bidi="es_ES"/>
+        </w:rPr>
+        <w:t>19:1–10</w:t>
+      </w:r>
       <w:r>
         <w:rPr>
           <w:lang w:val="es_ES" w:bidi="es_ES"/>
         </w:rPr>
         <w:t>). Los enemigos de Dios no tienen ninguna posibilidad de éxito contra el Señor de señores. Las bestias (las estructuras de poder del mundo) y todos los que las siguen encuentran su justo final en el lago de fuego cuando Jesús destruye a sus enemigos en la batalla de Armagedón (</w:t>
       </w:r>
-      <w:hyperlink r:id="rId38">
-        <w:r>
-          <w:rPr>
-            <w:lang w:val="es_ES" w:bidi="es_ES"/>
-          </w:rPr>
-          <w:rPr>
-            <w:color w:val="0000EE"/>
-            <w:u w:val="single"/>
-          </w:rPr>
-          <w:t>19:11–21</w:t>
-        </w:r>
-      </w:hyperlink>
+      <w:r>
+        <w:rPr>
+          <w:lang w:val="es_ES" w:bidi="es_ES"/>
+        </w:rPr>
+        <w:t>19:11–21</w:t>
+      </w:r>
       <w:r>
         <w:rPr>
           <w:lang w:val="es_ES" w:bidi="es_ES"/>
         </w:rPr>
         <w:t>). Mientras el diablo está encarcelado (</w:t>
       </w:r>
-      <w:hyperlink r:id="rId39">
-        <w:r>
-          <w:rPr>
-            <w:lang w:val="es_ES" w:bidi="es_ES"/>
-          </w:rPr>
-          <w:rPr>
-            <w:color w:val="0000EE"/>
-            <w:u w:val="single"/>
-          </w:rPr>
-          <w:t>20:1–3</w:t>
-        </w:r>
-      </w:hyperlink>
+      <w:r>
+        <w:rPr>
+          <w:lang w:val="es_ES" w:bidi="es_ES"/>
+        </w:rPr>
+        <w:t>20:1–3</w:t>
+      </w:r>
       <w:r>
         <w:rPr>
           <w:lang w:val="es_ES" w:bidi="es_ES"/>
         </w:rPr>
         <w:t>), los santos de Dios disfrutan de un respiro mientras reinan con Cristo en la tierra (</w:t>
       </w:r>
-      <w:hyperlink r:id="rId40">
-        <w:r>
-          <w:rPr>
-            <w:lang w:val="es_ES" w:bidi="es_ES"/>
-          </w:rPr>
-          <w:rPr>
-            <w:color w:val="0000EE"/>
-            <w:u w:val="single"/>
-          </w:rPr>
-          <w:t>20:4–6</w:t>
-        </w:r>
-      </w:hyperlink>
+      <w:r>
+        <w:rPr>
+          <w:lang w:val="es_ES" w:bidi="es_ES"/>
+        </w:rPr>
+        <w:t>20:4–6</w:t>
+      </w:r>
       <w:r>
         <w:rPr>
           <w:lang w:val="es_ES" w:bidi="es_ES"/>
         </w:rPr>
         <w:t>). A pesar del intento desesperado de Satanás por derrotar a Dios en la batalla, él también es arrojado al lago de fuego (</w:t>
       </w:r>
-      <w:hyperlink r:id="rId41">
-        <w:r>
-          <w:rPr>
-            <w:lang w:val="es_ES" w:bidi="es_ES"/>
-          </w:rPr>
-          <w:rPr>
-            <w:color w:val="0000EE"/>
-            <w:u w:val="single"/>
-          </w:rPr>
-          <w:t>20:7–10</w:t>
-        </w:r>
-      </w:hyperlink>
+      <w:r>
+        <w:rPr>
+          <w:lang w:val="es_ES" w:bidi="es_ES"/>
+        </w:rPr>
+        <w:t>20:7–10</w:t>
+      </w:r>
       <w:r>
         <w:rPr>
           <w:lang w:val="es_ES" w:bidi="es_ES"/>
         </w:rPr>
         <w:t>). Todos los que siguen al dragón son juzgados ante el trono de Dios, y la muerte, el mayor enemigo de la humanidad, es eliminada (</w:t>
       </w:r>
-      <w:hyperlink r:id="rId42">
-        <w:r>
-          <w:rPr>
-            <w:lang w:val="es_ES" w:bidi="es_ES"/>
-          </w:rPr>
-          <w:rPr>
-            <w:color w:val="0000EE"/>
-            <w:u w:val="single"/>
-          </w:rPr>
-          <w:t>20:11–15</w:t>
-        </w:r>
-      </w:hyperlink>
+      <w:r>
+        <w:rPr>
+          <w:lang w:val="es_ES" w:bidi="es_ES"/>
+        </w:rPr>
+        <w:t>20:11–15</w:t>
+      </w:r>
       <w:r>
         <w:rPr>
           <w:lang w:val="es_ES" w:bidi="es_ES"/>
@@ -935,54 +755,36 @@
         </w:rPr>
         <w:t>Finalmente, Juan pinta una imagen maravillosa del cielo, expandiendo la imaginación humana con su diseño, tamaño e imágenes simbólicas (</w:t>
       </w:r>
-      <w:hyperlink r:id="rId43">
-        <w:r>
-          <w:rPr>
-            <w:lang w:val="es_ES" w:bidi="es_ES"/>
-          </w:rPr>
-          <w:rPr>
-            <w:color w:val="0000EE"/>
-            <w:u w:val="single"/>
-          </w:rPr>
-          <w:t>caps. 21–22</w:t>
-        </w:r>
-      </w:hyperlink>
+      <w:r>
+        <w:rPr>
+          <w:lang w:val="es_ES" w:bidi="es_ES"/>
+        </w:rPr>
+        <w:t>caps. 21–22</w:t>
+      </w:r>
       <w:r>
         <w:rPr>
           <w:lang w:val="es_ES" w:bidi="es_ES"/>
         </w:rPr>
         <w:t>). Estas escenas, con su visión de esperanza, constituyen una conclusión adecuada para el Apocalipsis y para toda la Biblia. El Espíritu y la iglesia invitan a todos los lectores a venir y recibir la promesa eterna de Dios (</w:t>
       </w:r>
-      <w:hyperlink r:id="rId44">
-        <w:r>
-          <w:rPr>
-            <w:lang w:val="es_ES" w:bidi="es_ES"/>
-          </w:rPr>
-          <w:rPr>
-            <w:color w:val="0000EE"/>
-            <w:u w:val="single"/>
-          </w:rPr>
-          <w:t>22:17</w:t>
-        </w:r>
-      </w:hyperlink>
+      <w:r>
+        <w:rPr>
+          <w:lang w:val="es_ES" w:bidi="es_ES"/>
+        </w:rPr>
+        <w:t>22:17</w:t>
+      </w:r>
       <w:r>
         <w:rPr>
           <w:lang w:val="es_ES" w:bidi="es_ES"/>
         </w:rPr>
         <w:t>). El libro cierra con la oración constante de aquellos que siguen a Cristo: “¡Ven, Señor Jesús!” (</w:t>
       </w:r>
-      <w:hyperlink r:id="rId45">
-        <w:r>
-          <w:rPr>
-            <w:lang w:val="es_ES" w:bidi="es_ES"/>
-          </w:rPr>
-          <w:rPr>
-            <w:color w:val="0000EE"/>
-            <w:u w:val="single"/>
-          </w:rPr>
-          <w:t>22:20</w:t>
-        </w:r>
-      </w:hyperlink>
+      <w:r>
+        <w:rPr>
+          <w:lang w:val="es_ES" w:bidi="es_ES"/>
+        </w:rPr>
+        <w:t>22:20</w:t>
+      </w:r>
       <w:r>
         <w:rPr>
           <w:lang w:val="es_ES" w:bidi="es_ES"/>
@@ -1014,18 +816,12 @@
         </w:rPr>
         <w:t xml:space="preserve">El libro de Apocalipsis es una obra fascinante que ha desconcertado a muchos lectores, posiblemente debido a su naturaleza profética y apocalíptica. Juan Calvino, el reformador suizo, escribió comentarios sobre todos los libros de la Biblia excepto Apocalipsis, lo que sugiere que no estaba seguro de comprender completamente el libro. Martín Lutero consideraba que Apocalipsis no enseñaba lo suficiente sobre la justificación por la fe; por lo tanto, le asignó un estatus subcanónico, considerándolo no autoritativo para la doctrina, sino solo para la vida cristiana. A la luz de las dificultades interpretativas, muchos maestros cristianos siguen su ejemplo, evitando el libro de Apocalipsis por completo o hablando solo sobre las cartas a las iglesias (caps. </w:t>
       </w:r>
-      <w:hyperlink r:id="rId17">
-        <w:r>
-          <w:rPr>
-            <w:lang w:val="es_ES" w:bidi="es_ES"/>
-          </w:rPr>
-          <w:rPr>
-            <w:color w:val="0000EE"/>
-            <w:u w:val="single"/>
-          </w:rPr>
-          <w:t>2–3</w:t>
-        </w:r>
-      </w:hyperlink>
+      <w:r>
+        <w:rPr>
+          <w:lang w:val="es_ES" w:bidi="es_ES"/>
+        </w:rPr>
+        <w:t>2–3</w:t>
+      </w:r>
       <w:r>
         <w:rPr>
           <w:lang w:val="es_ES" w:bidi="es_ES"/>
@@ -1071,36 +867,24 @@
         </w:rPr>
         <w:t xml:space="preserve">Toda la Biblia es inspirada por Dios (ver </w:t>
       </w:r>
-      <w:hyperlink r:id="rId46">
-        <w:r>
-          <w:rPr>
-            <w:lang w:val="es_ES" w:bidi="es_ES"/>
-          </w:rPr>
-          <w:rPr>
-            <w:color w:val="0000EE"/>
-            <w:u w:val="single"/>
-          </w:rPr>
-          <w:t>2 Tm 3:15–17,</w:t>
-        </w:r>
-      </w:hyperlink>
+      <w:r>
+        <w:rPr>
+          <w:lang w:val="es_ES" w:bidi="es_ES"/>
+        </w:rPr>
+        <w:t>2 Tm 3:15–17,</w:t>
+      </w:r>
       <w:r>
         <w:rPr>
           <w:lang w:val="es_ES" w:bidi="es_ES"/>
         </w:rPr>
         <w:t xml:space="preserve"> </w:t>
       </w:r>
-      <w:hyperlink r:id="rId47">
-        <w:r>
-          <w:rPr>
-            <w:lang w:val="es_ES" w:bidi="es_ES"/>
-          </w:rPr>
-          <w:rPr>
-            <w:color w:val="0000EE"/>
-            <w:u w:val="single"/>
-          </w:rPr>
-          <w:t>2 Pe 1:20–21</w:t>
-        </w:r>
-      </w:hyperlink>
+      <w:r>
+        <w:rPr>
+          <w:lang w:val="es_ES" w:bidi="es_ES"/>
+        </w:rPr>
+        <w:t>2 Pe 1:20–21</w:t>
+      </w:r>
       <w:r>
         <w:rPr>
           <w:lang w:val="es_ES" w:bidi="es_ES"/>
@@ -1160,72 +944,48 @@
         </w:rPr>
         <w:t>Debido a su naturaleza, leer el Apocalipsis requiere imaginación. Es como entrar en el reino de los sueños con Dios y descubrir que contienen un mensaje maravilloso de él. En lugar de intentar encajar todas las escenas del Apocalipsis en un sistema lógico, los lectores se beneficiarán al pensar en imágenes. Por ejemplo, cuando Juan dice que “toda la hierba verde fue quemada” (</w:t>
       </w:r>
-      <w:hyperlink r:id="rId48">
-        <w:r>
-          <w:rPr>
-            <w:lang w:val="es_ES" w:bidi="es_ES"/>
-          </w:rPr>
-          <w:rPr>
-            <w:color w:val="0000EE"/>
-            <w:u w:val="single"/>
-          </w:rPr>
-          <w:t>8:7</w:t>
-        </w:r>
-      </w:hyperlink>
+      <w:r>
+        <w:rPr>
+          <w:lang w:val="es_ES" w:bidi="es_ES"/>
+        </w:rPr>
+        <w:t>8:7</w:t>
+      </w:r>
       <w:r>
         <w:rPr>
           <w:lang w:val="es_ES" w:bidi="es_ES"/>
         </w:rPr>
         <w:t>) y luego menciona que a las langostas se les instruye que no “dañen la hierba” (</w:t>
       </w:r>
-      <w:hyperlink r:id="rId49">
-        <w:r>
-          <w:rPr>
-            <w:lang w:val="es_ES" w:bidi="es_ES"/>
-          </w:rPr>
-          <w:rPr>
-            <w:color w:val="0000EE"/>
-            <w:u w:val="single"/>
-          </w:rPr>
-          <w:t>9:4</w:t>
-        </w:r>
-      </w:hyperlink>
+      <w:r>
+        <w:rPr>
+          <w:lang w:val="es_ES" w:bidi="es_ES"/>
+        </w:rPr>
+        <w:t>9:4</w:t>
+      </w:r>
       <w:r>
         <w:rPr>
           <w:lang w:val="es_ES" w:bidi="es_ES"/>
         </w:rPr>
         <w:t>), tales declaraciones parecen contradictorias. Sin embargo, la incongruencia se resuelve al darnos cuenta de que Juan está describiendo lo que vio en dos visiones diferentes y que estas visiones no están destinadas a narrar una secuencia de eventos, sino a retratar el mensaje de Dios en imágenes. De manera similar, leemos en la visión del cielo que “el Templo de Dios fue abierto” (</w:t>
       </w:r>
-      <w:hyperlink r:id="rId50">
-        <w:r>
-          <w:rPr>
-            <w:lang w:val="es_ES" w:bidi="es_ES"/>
-          </w:rPr>
-          <w:rPr>
-            <w:color w:val="0000EE"/>
-            <w:u w:val="single"/>
-          </w:rPr>
-          <w:t>11:19</w:t>
-        </w:r>
-      </w:hyperlink>
+      <w:r>
+        <w:rPr>
+          <w:lang w:val="es_ES" w:bidi="es_ES"/>
+        </w:rPr>
+        <w:t>11:19</w:t>
+      </w:r>
       <w:r>
         <w:rPr>
           <w:lang w:val="es_ES" w:bidi="es_ES"/>
         </w:rPr>
         <w:t>), pero luego no encontramos “ningún templo” allí (</w:t>
       </w:r>
-      <w:hyperlink r:id="rId51">
-        <w:r>
-          <w:rPr>
-            <w:lang w:val="es_ES" w:bidi="es_ES"/>
-          </w:rPr>
-          <w:rPr>
-            <w:color w:val="0000EE"/>
-            <w:u w:val="single"/>
-          </w:rPr>
-          <w:t>21:22</w:t>
-        </w:r>
-      </w:hyperlink>
+      <w:r>
+        <w:rPr>
+          <w:lang w:val="es_ES" w:bidi="es_ES"/>
+        </w:rPr>
+        <w:t>21:22</w:t>
+      </w:r>
       <w:r>
         <w:rPr>
           <w:lang w:val="es_ES" w:bidi="es_ES"/>
@@ -1257,18 +1017,12 @@
         </w:rPr>
         <w:t>A través de imágenes y visiones, Juan transporta magníficamente nuestras mentes al reino de la imaginación. No estaba solo al escribir de esta manera: utilizó un tipo de literatura familiar para transmitir su mensaje. Estas obras imaginativas se llaman "apocalípticas" (en griego "descubrir") porque afirman revelar una nueva visión de la realidad. Tales obras a menudo se escribían durante tiempos de gran estrés y persecución como un estímulo. Los escritos apocalípticos a menudo usaban nombres simbólicos, números y descripciones como un "código" para que los lectores externos (particularmente enemigos) que no poseían la clave del código no entendieran las implicaciones del mensaje. La obra les parecería como un doble discurso o sin sentido. En Apocalipsis, por ejemplo, Babilonia se usa como un código para Roma (</w:t>
       </w:r>
-      <w:hyperlink r:id="rId52">
-        <w:r>
-          <w:rPr>
-            <w:lang w:val="es_ES" w:bidi="es_ES"/>
-          </w:rPr>
-          <w:rPr>
-            <w:color w:val="0000EE"/>
-            <w:u w:val="single"/>
-          </w:rPr>
-          <w:t>17:5–9</w:t>
-        </w:r>
-      </w:hyperlink>
+      <w:r>
+        <w:rPr>
+          <w:lang w:val="es_ES" w:bidi="es_ES"/>
+        </w:rPr>
+        <w:t>17:5–9</w:t>
+      </w:r>
       <w:r>
         <w:rPr>
           <w:lang w:val="es_ES" w:bidi="es_ES"/>
@@ -1327,36 +1081,24 @@
         </w:rPr>
         <w:t>Como vidente o visionario, Juan también se refiere a su trabajo como una “profecía” (</w:t>
       </w:r>
-      <w:hyperlink r:id="rId53">
-        <w:r>
-          <w:rPr>
-            <w:lang w:val="es_ES" w:bidi="es_ES"/>
-          </w:rPr>
-          <w:rPr>
-            <w:color w:val="0000EE"/>
-            <w:u w:val="single"/>
-          </w:rPr>
-          <w:t>1:3,</w:t>
-        </w:r>
-      </w:hyperlink>
+      <w:r>
+        <w:rPr>
+          <w:lang w:val="es_ES" w:bidi="es_ES"/>
+        </w:rPr>
+        <w:t>1:3,</w:t>
+      </w:r>
       <w:r>
         <w:rPr>
           <w:lang w:val="es_ES" w:bidi="es_ES"/>
         </w:rPr>
         <w:t xml:space="preserve"> </w:t>
       </w:r>
-      <w:hyperlink r:id="rId54">
-        <w:r>
-          <w:rPr>
-            <w:lang w:val="es_ES" w:bidi="es_ES"/>
-          </w:rPr>
-          <w:rPr>
-            <w:color w:val="0000EE"/>
-            <w:u w:val="single"/>
-          </w:rPr>
-          <w:t>22:7</w:t>
-        </w:r>
-      </w:hyperlink>
+      <w:r>
+        <w:rPr>
+          <w:lang w:val="es_ES" w:bidi="es_ES"/>
+        </w:rPr>
+        <w:t>22:7</w:t>
+      </w:r>
       <w:r>
         <w:rPr>
           <w:lang w:val="es_ES" w:bidi="es_ES"/>
@@ -1415,180 +1157,120 @@
         </w:rPr>
         <w:t xml:space="preserve">Por el contrario, los libros recopilados en el Nuevo Testamento fueron escritos bajo los nombres de sus propios autores (ver </w:t>
       </w:r>
-      <w:hyperlink r:id="rId55">
-        <w:r>
-          <w:rPr>
-            <w:lang w:val="es_ES" w:bidi="es_ES"/>
-          </w:rPr>
-          <w:rPr>
-            <w:color w:val="0000EE"/>
-            <w:u w:val="single"/>
-          </w:rPr>
-          <w:t>Ro 1:1,</w:t>
-        </w:r>
-      </w:hyperlink>
+      <w:r>
+        <w:rPr>
+          <w:lang w:val="es_ES" w:bidi="es_ES"/>
+        </w:rPr>
+        <w:t>Ro 1:1,</w:t>
+      </w:r>
       <w:r>
         <w:rPr>
           <w:lang w:val="es_ES" w:bidi="es_ES"/>
         </w:rPr>
         <w:t xml:space="preserve"> </w:t>
       </w:r>
-      <w:hyperlink r:id="rId56">
-        <w:r>
-          <w:rPr>
-            <w:lang w:val="es_ES" w:bidi="es_ES"/>
-          </w:rPr>
-          <w:rPr>
-            <w:color w:val="0000EE"/>
-            <w:u w:val="single"/>
-          </w:rPr>
-          <w:t>2 Ts 3:17</w:t>
-        </w:r>
-      </w:hyperlink>
+      <w:r>
+        <w:rPr>
+          <w:lang w:val="es_ES" w:bidi="es_ES"/>
+        </w:rPr>
+        <w:t>2 Ts 3:17</w:t>
+      </w:r>
       <w:r>
         <w:rPr>
           <w:lang w:val="es_ES" w:bidi="es_ES"/>
         </w:rPr>
         <w:t>) o eran legítimamente apostólicos aunque no mencionen un autor por nombre (por ejemplo, Mateo, Hebreos). El autor de Apocalipsis se identifica simplemente como Juan (</w:t>
       </w:r>
-      <w:hyperlink r:id="rId57">
-        <w:r>
-          <w:rPr>
-            <w:lang w:val="es_ES" w:bidi="es_ES"/>
-          </w:rPr>
-          <w:rPr>
-            <w:color w:val="0000EE"/>
-            <w:u w:val="single"/>
-          </w:rPr>
-          <w:t>1:1</w:t>
-        </w:r>
-      </w:hyperlink>
+      <w:r>
+        <w:rPr>
+          <w:lang w:val="es_ES" w:bidi="es_ES"/>
+        </w:rPr>
+        <w:t>1:1</w:t>
+      </w:r>
       <w:r>
         <w:rPr>
           <w:lang w:val="es_ES" w:bidi="es_ES"/>
         </w:rPr>
         <w:t>,</w:t>
       </w:r>
-      <w:hyperlink r:id="rId58">
-        <w:r>
-          <w:rPr>
-            <w:lang w:val="es_ES" w:bidi="es_ES"/>
-          </w:rPr>
-          <w:rPr>
-            <w:color w:val="0000EE"/>
-            <w:u w:val="single"/>
-          </w:rPr>
-          <w:t>4</w:t>
-        </w:r>
-      </w:hyperlink>
+      <w:r>
+        <w:rPr>
+          <w:lang w:val="es_ES" w:bidi="es_ES"/>
+        </w:rPr>
+        <w:t>4</w:t>
+      </w:r>
       <w:r>
         <w:rPr>
           <w:lang w:val="es_ES" w:bidi="es_ES"/>
         </w:rPr>
         <w:t>,</w:t>
       </w:r>
-      <w:hyperlink r:id="rId59">
-        <w:r>
-          <w:rPr>
-            <w:lang w:val="es_ES" w:bidi="es_ES"/>
-          </w:rPr>
-          <w:rPr>
-            <w:color w:val="0000EE"/>
-            <w:u w:val="single"/>
-          </w:rPr>
-          <w:t>9</w:t>
-        </w:r>
-      </w:hyperlink>
+      <w:r>
+        <w:rPr>
+          <w:lang w:val="es_ES" w:bidi="es_ES"/>
+        </w:rPr>
+        <w:t>9</w:t>
+      </w:r>
       <w:r>
         <w:rPr>
           <w:lang w:val="es_ES" w:bidi="es_ES"/>
         </w:rPr>
         <w:t>). En la iglesia primitiva, este Juan fue generalmente identificado como el apóstol Juan, quien se refiere a sí mismo en el Evangelio que lleva su nombre como “el discípulo amado por Jesús” (</w:t>
       </w:r>
-      <w:hyperlink r:id="rId60">
-        <w:r>
-          <w:rPr>
-            <w:lang w:val="es_ES" w:bidi="es_ES"/>
-          </w:rPr>
-          <w:rPr>
-            <w:color w:val="0000EE"/>
-            <w:u w:val="single"/>
-          </w:rPr>
-          <w:t>Juan 13:23,</w:t>
-        </w:r>
-      </w:hyperlink>
+      <w:r>
+        <w:rPr>
+          <w:lang w:val="es_ES" w:bidi="es_ES"/>
+        </w:rPr>
+        <w:t>Juan 13:23,</w:t>
+      </w:r>
       <w:r>
         <w:rPr>
           <w:lang w:val="es_ES" w:bidi="es_ES"/>
         </w:rPr>
         <w:t xml:space="preserve"> </w:t>
       </w:r>
-      <w:hyperlink r:id="rId61">
-        <w:r>
-          <w:rPr>
-            <w:lang w:val="es_ES" w:bidi="es_ES"/>
-          </w:rPr>
-          <w:rPr>
-            <w:color w:val="0000EE"/>
-            <w:u w:val="single"/>
-          </w:rPr>
-          <w:t>19:26;</w:t>
-        </w:r>
-      </w:hyperlink>
+      <w:r>
+        <w:rPr>
+          <w:lang w:val="es_ES" w:bidi="es_ES"/>
+        </w:rPr>
+        <w:t>19:26;</w:t>
+      </w:r>
       <w:r>
         <w:rPr>
           <w:lang w:val="es_ES" w:bidi="es_ES"/>
         </w:rPr>
         <w:t xml:space="preserve"> </w:t>
       </w:r>
-      <w:hyperlink r:id="rId62">
-        <w:r>
-          <w:rPr>
-            <w:lang w:val="es_ES" w:bidi="es_ES"/>
-          </w:rPr>
-          <w:rPr>
-            <w:color w:val="0000EE"/>
-            <w:u w:val="single"/>
-          </w:rPr>
-          <w:t>20:2;</w:t>
-        </w:r>
-      </w:hyperlink>
+      <w:r>
+        <w:rPr>
+          <w:lang w:val="es_ES" w:bidi="es_ES"/>
+        </w:rPr>
+        <w:t>20:2;</w:t>
+      </w:r>
       <w:r>
         <w:rPr>
           <w:lang w:val="es_ES" w:bidi="es_ES"/>
         </w:rPr>
         <w:t xml:space="preserve"> </w:t>
       </w:r>
-      <w:hyperlink r:id="rId63">
-        <w:r>
-          <w:rPr>
-            <w:lang w:val="es_ES" w:bidi="es_ES"/>
-          </w:rPr>
-          <w:rPr>
-            <w:color w:val="0000EE"/>
-            <w:u w:val="single"/>
-          </w:rPr>
-          <w:t>21:7</w:t>
-        </w:r>
-      </w:hyperlink>
+      <w:r>
+        <w:rPr>
+          <w:lang w:val="es_ES" w:bidi="es_ES"/>
+        </w:rPr>
+        <w:t>21:7</w:t>
+      </w:r>
       <w:r>
         <w:rPr>
           <w:lang w:val="es_ES" w:bidi="es_ES"/>
         </w:rPr>
         <w:t>); en sus epístolas, se llama a sí mismo “el anciano” (</w:t>
       </w:r>
-      <w:hyperlink r:id="rId64">
-        <w:r>
-          <w:rPr>
-            <w:lang w:val="es_ES" w:bidi="es_ES"/>
-          </w:rPr>
-          <w:rPr>
-            <w:color w:val="0000EE"/>
-            <w:u w:val="single"/>
-          </w:rPr>
-          <w:t>3 Jn 1:1</w:t>
-        </w:r>
-      </w:hyperlink>
+      <w:r>
+        <w:rPr>
+          <w:lang w:val="es_ES" w:bidi="es_ES"/>
+        </w:rPr>
+        <w:t>3 Jn 1:1</w:t>
+      </w:r>
       <w:r>
         <w:rPr>
           <w:lang w:val="es_ES" w:bidi="es_ES"/>
@@ -1620,18 +1302,12 @@
         </w:rPr>
         <w:t>Juan recibió las visiones presentadas en el Apocalipsis mientras era un prisionero político y religioso en Patmos, una isla rocosa utilizada como prisión romana, situada frente a la costa occidental de Asia Menor, cerca de Éfeso (</w:t>
       </w:r>
-      <w:hyperlink r:id="rId59">
-        <w:r>
-          <w:rPr>
-            <w:lang w:val="es_ES" w:bidi="es_ES"/>
-          </w:rPr>
-          <w:rPr>
-            <w:color w:val="0000EE"/>
-            <w:u w:val="single"/>
-          </w:rPr>
-          <w:t>Ap 1:9</w:t>
-        </w:r>
-      </w:hyperlink>
+      <w:r>
+        <w:rPr>
+          <w:lang w:val="es_ES" w:bidi="es_ES"/>
+        </w:rPr>
+        <w:t>Ap 1:9</w:t>
+      </w:r>
       <w:r>
         <w:rPr>
           <w:lang w:val="es_ES" w:bidi="es_ES"/>
@@ -1652,18 +1328,12 @@
         </w:rPr>
         <w:t>Juan probablemente escribió el Apocalipsis durante los últimos años del reinado de Domiciano (94–96 d. C.) o inmediatamente después (96–99 d. C.). Los ocho reyes (</w:t>
       </w:r>
-      <w:hyperlink r:id="rId65">
-        <w:r>
-          <w:rPr>
-            <w:lang w:val="es_ES" w:bidi="es_ES"/>
-          </w:rPr>
-          <w:rPr>
-            <w:color w:val="0000EE"/>
-            <w:u w:val="single"/>
-          </w:rPr>
-          <w:t>17:7–11</w:t>
-        </w:r>
-      </w:hyperlink>
+      <w:r>
+        <w:rPr>
+          <w:lang w:val="es_ES" w:bidi="es_ES"/>
+        </w:rPr>
+        <w:t>17:7–11</w:t>
+      </w:r>
       <w:r>
         <w:rPr>
           <w:lang w:val="es_ES" w:bidi="es_ES"/>
@@ -1684,90 +1354,60 @@
         </w:rPr>
         <w:t>Durante estos tiempos, los cristianos experimentaban una angustia y persecución significativas (</w:t>
       </w:r>
-      <w:hyperlink r:id="rId66">
-        <w:r>
-          <w:rPr>
-            <w:lang w:val="es_ES" w:bidi="es_ES"/>
-          </w:rPr>
-          <w:rPr>
-            <w:color w:val="0000EE"/>
-            <w:u w:val="single"/>
-          </w:rPr>
-          <w:t>2:9</w:t>
-        </w:r>
-      </w:hyperlink>
+      <w:r>
+        <w:rPr>
+          <w:lang w:val="es_ES" w:bidi="es_ES"/>
+        </w:rPr>
+        <w:t>2:9</w:t>
+      </w:r>
       <w:r>
         <w:rPr>
           <w:lang w:val="es_ES" w:bidi="es_ES"/>
         </w:rPr>
         <w:t xml:space="preserve">, </w:t>
       </w:r>
-      <w:hyperlink r:id="rId67">
-        <w:r>
-          <w:rPr>
-            <w:lang w:val="es_ES" w:bidi="es_ES"/>
-          </w:rPr>
-          <w:rPr>
-            <w:color w:val="0000EE"/>
-            <w:u w:val="single"/>
-          </w:rPr>
-          <w:t>13</w:t>
-        </w:r>
-      </w:hyperlink>
+      <w:r>
+        <w:rPr>
+          <w:lang w:val="es_ES" w:bidi="es_ES"/>
+        </w:rPr>
+        <w:t>13</w:t>
+      </w:r>
       <w:r>
         <w:rPr>
           <w:lang w:val="es_ES" w:bidi="es_ES"/>
         </w:rPr>
         <w:t xml:space="preserve">; </w:t>
       </w:r>
-      <w:hyperlink r:id="rId68">
-        <w:r>
-          <w:rPr>
-            <w:lang w:val="es_ES" w:bidi="es_ES"/>
-          </w:rPr>
-          <w:rPr>
-            <w:color w:val="0000EE"/>
-            <w:u w:val="single"/>
-          </w:rPr>
-          <w:t>3:9,</w:t>
-        </w:r>
-      </w:hyperlink>
+      <w:r>
+        <w:rPr>
+          <w:lang w:val="es_ES" w:bidi="es_ES"/>
+        </w:rPr>
+        <w:t>3:9,</w:t>
+      </w:r>
       <w:r>
         <w:rPr>
           <w:lang w:val="es_ES" w:bidi="es_ES"/>
         </w:rPr>
         <w:t xml:space="preserve"> </w:t>
       </w:r>
-      <w:hyperlink r:id="rId69">
-        <w:r>
-          <w:rPr>
-            <w:lang w:val="es_ES" w:bidi="es_ES"/>
-          </w:rPr>
-          <w:rPr>
-            <w:color w:val="0000EE"/>
-            <w:u w:val="single"/>
-          </w:rPr>
-          <w:t>13:7</w:t>
-        </w:r>
-      </w:hyperlink>
+      <w:r>
+        <w:rPr>
+          <w:lang w:val="es_ES" w:bidi="es_ES"/>
+        </w:rPr>
+        <w:t>13:7</w:t>
+      </w:r>
       <w:r>
         <w:rPr>
           <w:lang w:val="es_ES" w:bidi="es_ES"/>
         </w:rPr>
         <w:t>). Juan instó a sus lectores a perseverar y mantenerse fieles (</w:t>
       </w:r>
-      <w:hyperlink r:id="rId70">
-        <w:r>
-          <w:rPr>
-            <w:lang w:val="es_ES" w:bidi="es_ES"/>
-          </w:rPr>
-          <w:rPr>
-            <w:color w:val="0000EE"/>
-            <w:u w:val="single"/>
-          </w:rPr>
-          <w:t>13:10</w:t>
-        </w:r>
-      </w:hyperlink>
+      <w:r>
+        <w:rPr>
+          <w:lang w:val="es_ES" w:bidi="es_ES"/>
+        </w:rPr>
+        <w:t>13:10</w:t>
+      </w:r>
       <w:r>
         <w:rPr>
           <w:lang w:val="es_ES" w:bidi="es_ES"/>
@@ -1799,18 +1439,12 @@
         </w:rPr>
         <w:t>Los destinatarios del Apocalipsis eran las iglesias en la provincia romana de Asia, que corresponde a la parte occidental de la actual Turquía. Las siete ciudades mencionadas en los</w:t>
       </w:r>
-      <w:hyperlink r:id="rId71">
-        <w:r>
-          <w:rPr>
-            <w:lang w:val="es_ES" w:bidi="es_ES"/>
-          </w:rPr>
-          <w:rPr>
-            <w:color w:val="0000EE"/>
-            <w:u w:val="single"/>
-          </w:rPr>
-          <w:t xml:space="preserve"> caps. 1–3</w:t>
-        </w:r>
-      </w:hyperlink>
+      <w:r>
+        <w:rPr>
+          <w:lang w:val="es_ES" w:bidi="es_ES"/>
+        </w:rPr>
+        <w:t xml:space="preserve"> caps. 1–3</w:t>
+      </w:r>
       <w:r>
         <w:rPr>
           <w:lang w:val="es_ES" w:bidi="es_ES"/>
@@ -1842,90 +1476,60 @@
         </w:rPr>
         <w:t xml:space="preserve">Apocalipsis retrata la naturaleza cruda del mal mientras enfatiza cómo Dios siempre está presente y trabajando para lograr sus propósitos en favor de su pueblo. Incluso el mal solo puede hacer lo que Dios permite (por ejemplo, </w:t>
       </w:r>
-      <w:hyperlink r:id="rId72">
-        <w:r>
-          <w:rPr>
-            <w:lang w:val="es_ES" w:bidi="es_ES"/>
-          </w:rPr>
-          <w:rPr>
-            <w:color w:val="0000EE"/>
-            <w:u w:val="single"/>
-          </w:rPr>
-          <w:t>6:3–4</w:t>
-        </w:r>
-      </w:hyperlink>
+      <w:r>
+        <w:rPr>
+          <w:lang w:val="es_ES" w:bidi="es_ES"/>
+        </w:rPr>
+        <w:t>6:3–4</w:t>
+      </w:r>
       <w:r>
         <w:rPr>
           <w:lang w:val="es_ES" w:bidi="es_ES"/>
         </w:rPr>
         <w:t xml:space="preserve">, </w:t>
       </w:r>
-      <w:hyperlink r:id="rId73">
-        <w:r>
-          <w:rPr>
-            <w:lang w:val="es_ES" w:bidi="es_ES"/>
-          </w:rPr>
-          <w:rPr>
-            <w:color w:val="0000EE"/>
-            <w:u w:val="single"/>
-          </w:rPr>
-          <w:t>7–8,</w:t>
-        </w:r>
-      </w:hyperlink>
+      <w:r>
+        <w:rPr>
+          <w:lang w:val="es_ES" w:bidi="es_ES"/>
+        </w:rPr>
+        <w:t>7–8,</w:t>
+      </w:r>
       <w:r>
         <w:rPr>
           <w:lang w:val="es_ES" w:bidi="es_ES"/>
         </w:rPr>
         <w:t xml:space="preserve"> </w:t>
       </w:r>
-      <w:hyperlink r:id="rId74">
-        <w:r>
-          <w:rPr>
-            <w:lang w:val="es_ES" w:bidi="es_ES"/>
-          </w:rPr>
-          <w:rPr>
-            <w:color w:val="0000EE"/>
-            <w:u w:val="single"/>
-          </w:rPr>
-          <w:t>13:5–7</w:t>
-        </w:r>
-      </w:hyperlink>
+      <w:r>
+        <w:rPr>
+          <w:lang w:val="es_ES" w:bidi="es_ES"/>
+        </w:rPr>
+        <w:t>13:5–7</w:t>
+      </w:r>
       <w:r>
         <w:rPr>
           <w:lang w:val="es_ES" w:bidi="es_ES"/>
         </w:rPr>
         <w:t>). Jesús es “el Alfa y la Omega” (</w:t>
       </w:r>
-      <w:hyperlink r:id="rId75">
-        <w:r>
-          <w:rPr>
-            <w:lang w:val="es_ES" w:bidi="es_ES"/>
-          </w:rPr>
-          <w:rPr>
-            <w:color w:val="0000EE"/>
-            <w:u w:val="single"/>
-          </w:rPr>
-          <w:t>1:8</w:t>
-        </w:r>
-      </w:hyperlink>
+      <w:r>
+        <w:rPr>
+          <w:lang w:val="es_ES" w:bidi="es_ES"/>
+        </w:rPr>
+        <w:t>1:8</w:t>
+      </w:r>
       <w:r>
         <w:rPr>
           <w:lang w:val="es_ES" w:bidi="es_ES"/>
         </w:rPr>
         <w:t>), el Señor sobre toda la historia de principio a fin. En última instancia, los poderes del mal son inútiles. Satanás ya ha perdido la guerra (</w:t>
       </w:r>
-      <w:hyperlink r:id="rId76">
-        <w:r>
-          <w:rPr>
-            <w:lang w:val="es_ES" w:bidi="es_ES"/>
-          </w:rPr>
-          <w:rPr>
-            <w:color w:val="0000EE"/>
-            <w:u w:val="single"/>
-          </w:rPr>
-          <w:t>12:12</w:t>
-        </w:r>
-      </w:hyperlink>
+      <w:r>
+        <w:rPr>
+          <w:lang w:val="es_ES" w:bidi="es_ES"/>
+        </w:rPr>
+        <w:t>12:12</w:t>
+      </w:r>
       <w:r>
         <w:rPr>
           <w:lang w:val="es_ES" w:bidi="es_ES"/>
@@ -1946,324 +1550,216 @@
         </w:rPr>
         <w:t>Apocalipsis aclara que lo que se hace en la tierra tiene consecuencias eternas. Los siervos de Dios que sufren, pueden a veces preguntarse si Jesús es lo suficientemente poderoso para cumplir el propósito de salvación de Dios (</w:t>
       </w:r>
-      <w:hyperlink r:id="rId77">
-        <w:r>
-          <w:rPr>
-            <w:lang w:val="es_ES" w:bidi="es_ES"/>
-          </w:rPr>
-          <w:rPr>
-            <w:color w:val="0000EE"/>
-            <w:u w:val="single"/>
-          </w:rPr>
-          <w:t>6:9–10</w:t>
-        </w:r>
-      </w:hyperlink>
+      <w:r>
+        <w:rPr>
+          <w:lang w:val="es_ES" w:bidi="es_ES"/>
+        </w:rPr>
+        <w:t>6:9–10</w:t>
+      </w:r>
       <w:r>
         <w:rPr>
           <w:lang w:val="es_ES" w:bidi="es_ES"/>
         </w:rPr>
         <w:t>). Sin embargo, a pesar de todo el mal en el mundo, Apocalipsis asegura a los lectores que el Cordero crucificado y resucitado de Dios es verdaderamente el poderoso León de la tribu de Judá (</w:t>
       </w:r>
-      <w:hyperlink r:id="rId78">
-        <w:r>
-          <w:rPr>
-            <w:lang w:val="es_ES" w:bidi="es_ES"/>
-          </w:rPr>
-          <w:rPr>
-            <w:color w:val="0000EE"/>
-            <w:u w:val="single"/>
-          </w:rPr>
-          <w:t>5:5–6</w:t>
-        </w:r>
-      </w:hyperlink>
+      <w:r>
+        <w:rPr>
+          <w:lang w:val="es_ES" w:bidi="es_ES"/>
+        </w:rPr>
+        <w:t>5:5–6</w:t>
+      </w:r>
       <w:r>
         <w:rPr>
           <w:lang w:val="es_ES" w:bidi="es_ES"/>
         </w:rPr>
         <w:t>). Él es completamente digno de recibir nuestra alabanza (</w:t>
       </w:r>
-      <w:hyperlink r:id="rId79">
-        <w:r>
-          <w:rPr>
-            <w:lang w:val="es_ES" w:bidi="es_ES"/>
-          </w:rPr>
-          <w:rPr>
-            <w:color w:val="0000EE"/>
-            <w:u w:val="single"/>
-          </w:rPr>
-          <w:t>5:12</w:t>
-        </w:r>
-      </w:hyperlink>
+      <w:r>
+        <w:rPr>
+          <w:lang w:val="es_ES" w:bidi="es_ES"/>
+        </w:rPr>
+        <w:t>5:12</w:t>
+      </w:r>
       <w:r>
         <w:rPr>
           <w:lang w:val="es_ES" w:bidi="es_ES"/>
         </w:rPr>
         <w:t>), ya que está unido con el eterno Dios (</w:t>
       </w:r>
-      <w:hyperlink r:id="rId80">
-        <w:r>
-          <w:rPr>
-            <w:lang w:val="es_ES" w:bidi="es_ES"/>
-          </w:rPr>
-          <w:rPr>
-            <w:color w:val="0000EE"/>
-            <w:u w:val="single"/>
-          </w:rPr>
-          <w:t>5:13–14</w:t>
-        </w:r>
-      </w:hyperlink>
+      <w:r>
+        <w:rPr>
+          <w:lang w:val="es_ES" w:bidi="es_ES"/>
+        </w:rPr>
+        <w:t>5:13–14</w:t>
+      </w:r>
       <w:r>
         <w:rPr>
           <w:lang w:val="es_ES" w:bidi="es_ES"/>
         </w:rPr>
         <w:t>). Aunque los caminos del mundo resultan en guerra, violencia, desequilibrio económico y muerte (</w:t>
       </w:r>
-      <w:hyperlink r:id="rId81">
-        <w:r>
-          <w:rPr>
-            <w:lang w:val="es_ES" w:bidi="es_ES"/>
-          </w:rPr>
-          <w:rPr>
-            <w:color w:val="0000EE"/>
-            <w:u w:val="single"/>
-          </w:rPr>
-          <w:t>6:1–8</w:t>
-        </w:r>
-      </w:hyperlink>
+      <w:r>
+        <w:rPr>
+          <w:lang w:val="es_ES" w:bidi="es_ES"/>
+        </w:rPr>
+        <w:t>6:1–8</w:t>
+      </w:r>
       <w:r>
         <w:rPr>
           <w:lang w:val="es_ES" w:bidi="es_ES"/>
         </w:rPr>
         <w:t>), y aunque algunas personas parecen beneficiarse de alinearse con el mal (</w:t>
       </w:r>
-      <w:hyperlink r:id="rId82">
-        <w:r>
-          <w:rPr>
-            <w:lang w:val="es_ES" w:bidi="es_ES"/>
-          </w:rPr>
-          <w:rPr>
-            <w:color w:val="0000EE"/>
-            <w:u w:val="single"/>
-          </w:rPr>
-          <w:t>13:15–17</w:t>
-        </w:r>
-      </w:hyperlink>
+      <w:r>
+        <w:rPr>
+          <w:lang w:val="es_ES" w:bidi="es_ES"/>
+        </w:rPr>
+        <w:t>13:15–17</w:t>
+      </w:r>
       <w:r>
         <w:rPr>
           <w:lang w:val="es_ES" w:bidi="es_ES"/>
         </w:rPr>
         <w:t>), estas cosas finalmente cosecharán angustia y perdición (</w:t>
       </w:r>
-      <w:hyperlink r:id="rId83">
-        <w:r>
-          <w:rPr>
-            <w:lang w:val="es_ES" w:bidi="es_ES"/>
-          </w:rPr>
-          <w:rPr>
-            <w:color w:val="0000EE"/>
-            <w:u w:val="single"/>
-          </w:rPr>
-          <w:t>18:9–24</w:t>
-        </w:r>
-      </w:hyperlink>
+      <w:r>
+        <w:rPr>
+          <w:lang w:val="es_ES" w:bidi="es_ES"/>
+        </w:rPr>
+        <w:t>18:9–24</w:t>
+      </w:r>
       <w:r>
         <w:rPr>
           <w:lang w:val="es_ES" w:bidi="es_ES"/>
         </w:rPr>
         <w:t>). El pueblo de Dios puede ser perseguido y morir por su fe (</w:t>
       </w:r>
-      <w:hyperlink r:id="rId69">
-        <w:r>
-          <w:rPr>
-            <w:lang w:val="es_ES" w:bidi="es_ES"/>
-          </w:rPr>
-          <w:rPr>
-            <w:color w:val="0000EE"/>
-            <w:u w:val="single"/>
-          </w:rPr>
-          <w:t>13:7</w:t>
-        </w:r>
-      </w:hyperlink>
+      <w:r>
+        <w:rPr>
+          <w:lang w:val="es_ES" w:bidi="es_ES"/>
+        </w:rPr>
+        <w:t>13:7</w:t>
+      </w:r>
       <w:r>
         <w:rPr>
           <w:lang w:val="es_ES" w:bidi="es_ES"/>
         </w:rPr>
         <w:t>), pero finalmente triunfará con Cristo (</w:t>
       </w:r>
-      <w:hyperlink r:id="rId84">
-        <w:r>
-          <w:rPr>
-            <w:lang w:val="es_ES" w:bidi="es_ES"/>
-          </w:rPr>
-          <w:rPr>
-            <w:color w:val="0000EE"/>
-            <w:u w:val="single"/>
-          </w:rPr>
-          <w:t>14:1–3</w:t>
-        </w:r>
-      </w:hyperlink>
+      <w:r>
+        <w:rPr>
+          <w:lang w:val="es_ES" w:bidi="es_ES"/>
+        </w:rPr>
+        <w:t>14:1–3</w:t>
+      </w:r>
       <w:r>
         <w:rPr>
           <w:lang w:val="es_ES" w:bidi="es_ES"/>
         </w:rPr>
         <w:t>) porque ha sido marcado con el sello de Dios (</w:t>
       </w:r>
-      <w:hyperlink r:id="rId85">
-        <w:r>
-          <w:rPr>
-            <w:lang w:val="es_ES" w:bidi="es_ES"/>
-          </w:rPr>
-          <w:rPr>
-            <w:color w:val="0000EE"/>
-            <w:u w:val="single"/>
-          </w:rPr>
-          <w:t>7:4</w:t>
-        </w:r>
-      </w:hyperlink>
+      <w:r>
+        <w:rPr>
+          <w:lang w:val="es_ES" w:bidi="es_ES"/>
+        </w:rPr>
+        <w:t>7:4</w:t>
+      </w:r>
       <w:r>
         <w:rPr>
           <w:lang w:val="es_ES" w:bidi="es_ES"/>
         </w:rPr>
         <w:t>) y se le ha concedido la túnica blanca de la victoria (</w:t>
       </w:r>
-      <w:hyperlink r:id="rId86">
-        <w:r>
-          <w:rPr>
-            <w:lang w:val="es_ES" w:bidi="es_ES"/>
-          </w:rPr>
-          <w:rPr>
-            <w:color w:val="0000EE"/>
-            <w:u w:val="single"/>
-          </w:rPr>
-          <w:t>6:11,</w:t>
-        </w:r>
-      </w:hyperlink>
+      <w:r>
+        <w:rPr>
+          <w:lang w:val="es_ES" w:bidi="es_ES"/>
+        </w:rPr>
+        <w:t>6:11,</w:t>
+      </w:r>
       <w:r>
         <w:rPr>
           <w:lang w:val="es_ES" w:bidi="es_ES"/>
         </w:rPr>
         <w:t xml:space="preserve"> </w:t>
       </w:r>
-      <w:hyperlink r:id="rId87">
-        <w:r>
-          <w:rPr>
-            <w:lang w:val="es_ES" w:bidi="es_ES"/>
-          </w:rPr>
-          <w:rPr>
-            <w:color w:val="0000EE"/>
-            <w:u w:val="single"/>
-          </w:rPr>
-          <w:t>7:9</w:t>
-        </w:r>
-      </w:hyperlink>
+      <w:r>
+        <w:rPr>
+          <w:lang w:val="es_ES" w:bidi="es_ES"/>
+        </w:rPr>
+        <w:t>7:9</w:t>
+      </w:r>
       <w:r>
         <w:rPr>
           <w:lang w:val="es_ES" w:bidi="es_ES"/>
         </w:rPr>
         <w:t>). Tendrán acceso a su morada celestial (</w:t>
       </w:r>
-      <w:hyperlink r:id="rId88">
-        <w:r>
-          <w:rPr>
-            <w:lang w:val="es_ES" w:bidi="es_ES"/>
-          </w:rPr>
-          <w:rPr>
-            <w:color w:val="0000EE"/>
-            <w:u w:val="single"/>
-          </w:rPr>
-          <w:t>21:7</w:t>
-        </w:r>
-      </w:hyperlink>
+      <w:r>
+        <w:rPr>
+          <w:lang w:val="es_ES" w:bidi="es_ES"/>
+        </w:rPr>
+        <w:t>21:7</w:t>
+      </w:r>
       <w:r>
         <w:rPr>
           <w:lang w:val="es_ES" w:bidi="es_ES"/>
         </w:rPr>
         <w:t>), alabarán continuamente a Dios y al Cordero (</w:t>
       </w:r>
-      <w:hyperlink r:id="rId89">
-        <w:r>
-          <w:rPr>
-            <w:lang w:val="es_ES" w:bidi="es_ES"/>
-          </w:rPr>
-          <w:rPr>
-            <w:color w:val="0000EE"/>
-            <w:u w:val="single"/>
-          </w:rPr>
-          <w:t>7:10</w:t>
-        </w:r>
-      </w:hyperlink>
+      <w:r>
+        <w:rPr>
+          <w:lang w:val="es_ES" w:bidi="es_ES"/>
+        </w:rPr>
+        <w:t>7:10</w:t>
+      </w:r>
       <w:r>
         <w:rPr>
           <w:lang w:val="es_ES" w:bidi="es_ES"/>
         </w:rPr>
         <w:t>), y vivirán para siempre (</w:t>
       </w:r>
-      <w:hyperlink r:id="rId90">
-        <w:r>
-          <w:rPr>
-            <w:lang w:val="es_ES" w:bidi="es_ES"/>
-          </w:rPr>
-          <w:rPr>
-            <w:color w:val="0000EE"/>
-            <w:u w:val="single"/>
-          </w:rPr>
-          <w:t>22:5</w:t>
-        </w:r>
-      </w:hyperlink>
+      <w:r>
+        <w:rPr>
+          <w:lang w:val="es_ES" w:bidi="es_ES"/>
+        </w:rPr>
+        <w:t>22:5</w:t>
+      </w:r>
       <w:r>
         <w:rPr>
           <w:lang w:val="es_ES" w:bidi="es_ES"/>
         </w:rPr>
         <w:t>). Apocalipsis recuerda a los lectores que la gran victoria sobre los poderes del mal ya ha sido ganada en la cruz (</w:t>
       </w:r>
-      <w:hyperlink r:id="rId78">
-        <w:r>
-          <w:rPr>
-            <w:lang w:val="es_ES" w:bidi="es_ES"/>
-          </w:rPr>
-          <w:rPr>
-            <w:color w:val="0000EE"/>
-            <w:u w:val="single"/>
-          </w:rPr>
-          <w:t>5:5–6</w:t>
-        </w:r>
-      </w:hyperlink>
+      <w:r>
+        <w:rPr>
+          <w:lang w:val="es_ES" w:bidi="es_ES"/>
+        </w:rPr>
+        <w:t>5:5–6</w:t>
+      </w:r>
       <w:r>
         <w:rPr>
           <w:lang w:val="es_ES" w:bidi="es_ES"/>
         </w:rPr>
         <w:t>). El armagedón es un acto desesperado de desafío por parte de un enemigo que ya está derrotado. Aunque a Satanás se le permite matar a los santos (</w:t>
       </w:r>
-      <w:hyperlink r:id="rId69">
-        <w:r>
-          <w:rPr>
-            <w:lang w:val="es_ES" w:bidi="es_ES"/>
-          </w:rPr>
-          <w:rPr>
-            <w:color w:val="0000EE"/>
-            <w:u w:val="single"/>
-          </w:rPr>
-          <w:t>13:7</w:t>
-        </w:r>
-      </w:hyperlink>
+      <w:r>
+        <w:rPr>
+          <w:lang w:val="es_ES" w:bidi="es_ES"/>
+        </w:rPr>
+        <w:t>13:7</w:t>
+      </w:r>
       <w:r>
         <w:rPr>
           <w:lang w:val="es_ES" w:bidi="es_ES"/>
         </w:rPr>
         <w:t>), ellos ya lo han vencido a través de Cristo y su propio testimonio (</w:t>
       </w:r>
-      <w:hyperlink r:id="rId91">
-        <w:r>
-          <w:rPr>
-            <w:lang w:val="es_ES" w:bidi="es_ES"/>
-          </w:rPr>
-          <w:rPr>
-            <w:color w:val="0000EE"/>
-            <w:u w:val="single"/>
-          </w:rPr>
-          <w:t>12:11</w:t>
-        </w:r>
-      </w:hyperlink>
+      <w:r>
+        <w:rPr>
+          <w:lang w:val="es_ES" w:bidi="es_ES"/>
+        </w:rPr>
+        <w:t>12:11</w:t>
+      </w:r>
       <w:r>
         <w:rPr>
           <w:lang w:val="es_ES" w:bidi="es_ES"/>
@@ -2284,396 +1780,264 @@
         </w:rPr>
         <w:t>El mensaje para los cristianos que sufren a manos de los siervos de Satanás no es llorar o tener miedo (</w:t>
       </w:r>
-      <w:hyperlink r:id="rId92">
-        <w:r>
-          <w:rPr>
-            <w:lang w:val="es_ES" w:bidi="es_ES"/>
-          </w:rPr>
-          <w:rPr>
-            <w:color w:val="0000EE"/>
-            <w:u w:val="single"/>
-          </w:rPr>
-          <w:t>1:17–18,</w:t>
-        </w:r>
-      </w:hyperlink>
+      <w:r>
+        <w:rPr>
+          <w:lang w:val="es_ES" w:bidi="es_ES"/>
+        </w:rPr>
+        <w:t>1:17–18,</w:t>
+      </w:r>
       <w:r>
         <w:rPr>
           <w:lang w:val="es_ES" w:bidi="es_ES"/>
         </w:rPr>
         <w:t xml:space="preserve"> </w:t>
       </w:r>
-      <w:hyperlink r:id="rId93">
-        <w:r>
-          <w:rPr>
-            <w:lang w:val="es_ES" w:bidi="es_ES"/>
-          </w:rPr>
-          <w:rPr>
-            <w:color w:val="0000EE"/>
-            <w:u w:val="single"/>
-          </w:rPr>
-          <w:t>5:5</w:t>
-        </w:r>
-      </w:hyperlink>
+      <w:r>
+        <w:rPr>
+          <w:lang w:val="es_ES" w:bidi="es_ES"/>
+        </w:rPr>
+        <w:t>5:5</w:t>
+      </w:r>
       <w:r>
         <w:rPr>
           <w:lang w:val="es_ES" w:bidi="es_ES"/>
         </w:rPr>
         <w:t>), sino soportar su sufrimiento con fidelidad (</w:t>
       </w:r>
-      <w:hyperlink r:id="rId70">
-        <w:r>
-          <w:rPr>
-            <w:lang w:val="es_ES" w:bidi="es_ES"/>
-          </w:rPr>
-          <w:rPr>
-            <w:color w:val="0000EE"/>
-            <w:u w:val="single"/>
-          </w:rPr>
-          <w:t>13:10</w:t>
-        </w:r>
-      </w:hyperlink>
+      <w:r>
+        <w:rPr>
+          <w:lang w:val="es_ES" w:bidi="es_ES"/>
+        </w:rPr>
+        <w:t>13:10</w:t>
+      </w:r>
       <w:r>
         <w:rPr>
           <w:lang w:val="es_ES" w:bidi="es_ES"/>
         </w:rPr>
         <w:t>). Con Dios, prevalecerán (</w:t>
       </w:r>
-      <w:hyperlink r:id="rId94">
-        <w:r>
-          <w:rPr>
-            <w:lang w:val="es_ES" w:bidi="es_ES"/>
-          </w:rPr>
-          <w:rPr>
-            <w:color w:val="0000EE"/>
-            <w:u w:val="single"/>
-          </w:rPr>
-          <w:t>1:6–7,</w:t>
-        </w:r>
-      </w:hyperlink>
+      <w:r>
+        <w:rPr>
+          <w:lang w:val="es_ES" w:bidi="es_ES"/>
+        </w:rPr>
+        <w:t>1:6–7,</w:t>
+      </w:r>
       <w:r>
         <w:rPr>
           <w:lang w:val="es_ES" w:bidi="es_ES"/>
         </w:rPr>
         <w:t xml:space="preserve"> </w:t>
       </w:r>
-      <w:hyperlink r:id="rId95">
-        <w:r>
-          <w:rPr>
-            <w:lang w:val="es_ES" w:bidi="es_ES"/>
-          </w:rPr>
-          <w:rPr>
-            <w:color w:val="0000EE"/>
-            <w:u w:val="single"/>
-          </w:rPr>
-          <w:t>11:17–18</w:t>
-        </w:r>
-      </w:hyperlink>
+      <w:r>
+        <w:rPr>
+          <w:lang w:val="es_ES" w:bidi="es_ES"/>
+        </w:rPr>
+        <w:t>11:17–18</w:t>
+      </w:r>
       <w:r>
         <w:rPr>
           <w:lang w:val="es_ES" w:bidi="es_ES"/>
         </w:rPr>
         <w:t>). Las personas serán juzgadas en última instancia por sus acciones y comportamientos (</w:t>
       </w:r>
-      <w:hyperlink r:id="rId96">
-        <w:r>
-          <w:rPr>
-            <w:lang w:val="es_ES" w:bidi="es_ES"/>
-          </w:rPr>
-          <w:rPr>
-            <w:color w:val="0000EE"/>
-            <w:u w:val="single"/>
-          </w:rPr>
-          <w:t>20:12</w:t>
-        </w:r>
-      </w:hyperlink>
+      <w:r>
+        <w:rPr>
+          <w:lang w:val="es_ES" w:bidi="es_ES"/>
+        </w:rPr>
+        <w:t>20:12</w:t>
+      </w:r>
       <w:r>
         <w:rPr>
           <w:lang w:val="es_ES" w:bidi="es_ES"/>
         </w:rPr>
         <w:t>), y Dios bendecirá a aquellos que presten atención a las palabras de este libro (</w:t>
       </w:r>
-      <w:hyperlink r:id="rId53">
-        <w:r>
-          <w:rPr>
-            <w:lang w:val="es_ES" w:bidi="es_ES"/>
-          </w:rPr>
-          <w:rPr>
-            <w:color w:val="0000EE"/>
-            <w:u w:val="single"/>
-          </w:rPr>
-          <w:t>1:3,</w:t>
-        </w:r>
-      </w:hyperlink>
+      <w:r>
+        <w:rPr>
+          <w:lang w:val="es_ES" w:bidi="es_ES"/>
+        </w:rPr>
+        <w:t>1:3,</w:t>
+      </w:r>
       <w:r>
         <w:rPr>
           <w:lang w:val="es_ES" w:bidi="es_ES"/>
         </w:rPr>
         <w:t xml:space="preserve"> </w:t>
       </w:r>
-      <w:hyperlink r:id="rId54">
-        <w:r>
-          <w:rPr>
-            <w:lang w:val="es_ES" w:bidi="es_ES"/>
-          </w:rPr>
-          <w:rPr>
-            <w:color w:val="0000EE"/>
-            <w:u w:val="single"/>
-          </w:rPr>
-          <w:t>22:7</w:t>
-        </w:r>
-      </w:hyperlink>
+      <w:r>
+        <w:rPr>
+          <w:lang w:val="es_ES" w:bidi="es_ES"/>
+        </w:rPr>
+        <w:t>22:7</w:t>
+      </w:r>
       <w:r>
         <w:rPr>
           <w:lang w:val="es_ES" w:bidi="es_ES"/>
         </w:rPr>
         <w:t>). Por lo tanto, se le llama al pueblo santo de Dios a perseverar fielmente para lograr la victoria (</w:t>
       </w:r>
-      <w:hyperlink r:id="rId97">
-        <w:r>
-          <w:rPr>
-            <w:lang w:val="es_ES" w:bidi="es_ES"/>
-          </w:rPr>
-          <w:rPr>
-            <w:color w:val="0000EE"/>
-            <w:u w:val="single"/>
-          </w:rPr>
-          <w:t>2:7</w:t>
-        </w:r>
-      </w:hyperlink>
+      <w:r>
+        <w:rPr>
+          <w:lang w:val="es_ES" w:bidi="es_ES"/>
+        </w:rPr>
+        <w:t>2:7</w:t>
+      </w:r>
       <w:r>
         <w:rPr>
           <w:lang w:val="es_ES" w:bidi="es_ES"/>
         </w:rPr>
         <w:t>,</w:t>
       </w:r>
-      <w:hyperlink r:id="rId98">
-        <w:r>
-          <w:rPr>
-            <w:lang w:val="es_ES" w:bidi="es_ES"/>
-          </w:rPr>
-          <w:rPr>
-            <w:color w:val="0000EE"/>
-            <w:u w:val="single"/>
-          </w:rPr>
-          <w:t>11</w:t>
-        </w:r>
-      </w:hyperlink>
+      <w:r>
+        <w:rPr>
+          <w:lang w:val="es_ES" w:bidi="es_ES"/>
+        </w:rPr>
+        <w:t>11</w:t>
+      </w:r>
       <w:r>
         <w:rPr>
           <w:lang w:val="es_ES" w:bidi="es_ES"/>
         </w:rPr>
         <w:t>,</w:t>
       </w:r>
-      <w:hyperlink r:id="rId99">
-        <w:r>
-          <w:rPr>
-            <w:lang w:val="es_ES" w:bidi="es_ES"/>
-          </w:rPr>
-          <w:rPr>
-            <w:color w:val="0000EE"/>
-            <w:u w:val="single"/>
-          </w:rPr>
-          <w:t>17</w:t>
-        </w:r>
-      </w:hyperlink>
+      <w:r>
+        <w:rPr>
+          <w:lang w:val="es_ES" w:bidi="es_ES"/>
+        </w:rPr>
+        <w:t>17</w:t>
+      </w:r>
       <w:r>
         <w:rPr>
           <w:lang w:val="es_ES" w:bidi="es_ES"/>
         </w:rPr>
         <w:t>,</w:t>
       </w:r>
-      <w:hyperlink r:id="rId100">
-        <w:r>
-          <w:rPr>
-            <w:lang w:val="es_ES" w:bidi="es_ES"/>
-          </w:rPr>
-          <w:rPr>
-            <w:color w:val="0000EE"/>
-            <w:u w:val="single"/>
-          </w:rPr>
-          <w:t>26</w:t>
-        </w:r>
-      </w:hyperlink>
+      <w:r>
+        <w:rPr>
+          <w:lang w:val="es_ES" w:bidi="es_ES"/>
+        </w:rPr>
+        <w:t>26</w:t>
+      </w:r>
       <w:r>
         <w:rPr>
           <w:lang w:val="es_ES" w:bidi="es_ES"/>
         </w:rPr>
         <w:t xml:space="preserve">; </w:t>
       </w:r>
-      <w:hyperlink r:id="rId101">
-        <w:r>
-          <w:rPr>
-            <w:lang w:val="es_ES" w:bidi="es_ES"/>
-          </w:rPr>
-          <w:rPr>
-            <w:color w:val="0000EE"/>
-            <w:u w:val="single"/>
-          </w:rPr>
-          <w:t>3:5</w:t>
-        </w:r>
-      </w:hyperlink>
+      <w:r>
+        <w:rPr>
+          <w:lang w:val="es_ES" w:bidi="es_ES"/>
+        </w:rPr>
+        <w:t>3:5</w:t>
+      </w:r>
       <w:r>
         <w:rPr>
           <w:lang w:val="es_ES" w:bidi="es_ES"/>
         </w:rPr>
         <w:t>,</w:t>
       </w:r>
-      <w:hyperlink r:id="rId102">
-        <w:r>
-          <w:rPr>
-            <w:lang w:val="es_ES" w:bidi="es_ES"/>
-          </w:rPr>
-          <w:rPr>
-            <w:color w:val="0000EE"/>
-            <w:u w:val="single"/>
-          </w:rPr>
-          <w:t>12</w:t>
-        </w:r>
-      </w:hyperlink>
+      <w:r>
+        <w:rPr>
+          <w:lang w:val="es_ES" w:bidi="es_ES"/>
+        </w:rPr>
+        <w:t>12</w:t>
+      </w:r>
       <w:r>
         <w:rPr>
           <w:lang w:val="es_ES" w:bidi="es_ES"/>
         </w:rPr>
         <w:t>,</w:t>
       </w:r>
-      <w:hyperlink r:id="rId103">
-        <w:r>
-          <w:rPr>
-            <w:lang w:val="es_ES" w:bidi="es_ES"/>
-          </w:rPr>
-          <w:rPr>
-            <w:color w:val="0000EE"/>
-            <w:u w:val="single"/>
-          </w:rPr>
-          <w:t>21</w:t>
-        </w:r>
-      </w:hyperlink>
+      <w:r>
+        <w:rPr>
+          <w:lang w:val="es_ES" w:bidi="es_ES"/>
+        </w:rPr>
+        <w:t>21</w:t>
+      </w:r>
       <w:r>
         <w:rPr>
           <w:lang w:val="es_ES" w:bidi="es_ES"/>
         </w:rPr>
         <w:t>). Apocalipsis los exhorta a obedecer a Dios, mantener su testimonio (</w:t>
       </w:r>
-      <w:hyperlink r:id="rId104">
-        <w:r>
-          <w:rPr>
-            <w:lang w:val="es_ES" w:bidi="es_ES"/>
-          </w:rPr>
-          <w:rPr>
-            <w:color w:val="0000EE"/>
-            <w:u w:val="single"/>
-          </w:rPr>
-          <w:t>12:17,</w:t>
-        </w:r>
-      </w:hyperlink>
+      <w:r>
+        <w:rPr>
+          <w:lang w:val="es_ES" w:bidi="es_ES"/>
+        </w:rPr>
+        <w:t>12:17,</w:t>
+      </w:r>
       <w:r>
         <w:rPr>
           <w:lang w:val="es_ES" w:bidi="es_ES"/>
         </w:rPr>
         <w:t xml:space="preserve"> </w:t>
       </w:r>
-      <w:hyperlink r:id="rId54">
-        <w:r>
-          <w:rPr>
-            <w:lang w:val="es_ES" w:bidi="es_ES"/>
-          </w:rPr>
-          <w:rPr>
-            <w:color w:val="0000EE"/>
-            <w:u w:val="single"/>
-          </w:rPr>
-          <w:t>22:7</w:t>
-        </w:r>
-      </w:hyperlink>
+      <w:r>
+        <w:rPr>
+          <w:lang w:val="es_ES" w:bidi="es_ES"/>
+        </w:rPr>
+        <w:t>22:7</w:t>
+      </w:r>
       <w:r>
         <w:rPr>
           <w:lang w:val="es_ES" w:bidi="es_ES"/>
         </w:rPr>
         <w:t>), soportar con paciencia (</w:t>
       </w:r>
-      <w:hyperlink r:id="rId70">
-        <w:r>
-          <w:rPr>
-            <w:lang w:val="es_ES" w:bidi="es_ES"/>
-          </w:rPr>
-          <w:rPr>
-            <w:color w:val="0000EE"/>
-            <w:u w:val="single"/>
-          </w:rPr>
-          <w:t>13:10,</w:t>
-        </w:r>
-      </w:hyperlink>
+      <w:r>
+        <w:rPr>
+          <w:lang w:val="es_ES" w:bidi="es_ES"/>
+        </w:rPr>
+        <w:t>13:10,</w:t>
+      </w:r>
       <w:r>
         <w:rPr>
           <w:lang w:val="es_ES" w:bidi="es_ES"/>
         </w:rPr>
         <w:t xml:space="preserve"> </w:t>
       </w:r>
-      <w:hyperlink r:id="rId105">
-        <w:r>
-          <w:rPr>
-            <w:lang w:val="es_ES" w:bidi="es_ES"/>
-          </w:rPr>
-          <w:rPr>
-            <w:color w:val="0000EE"/>
-            <w:u w:val="single"/>
-          </w:rPr>
-          <w:t>14:12</w:t>
-        </w:r>
-      </w:hyperlink>
+      <w:r>
+        <w:rPr>
+          <w:lang w:val="es_ES" w:bidi="es_ES"/>
+        </w:rPr>
+        <w:t>14:12</w:t>
+      </w:r>
       <w:r>
         <w:rPr>
           <w:lang w:val="es_ES" w:bidi="es_ES"/>
         </w:rPr>
         <w:t>) y permanecer vigilantes (</w:t>
       </w:r>
-      <w:hyperlink r:id="rId106">
-        <w:r>
-          <w:rPr>
-            <w:lang w:val="es_ES" w:bidi="es_ES"/>
-          </w:rPr>
-          <w:rPr>
-            <w:color w:val="0000EE"/>
-            <w:u w:val="single"/>
-          </w:rPr>
-          <w:t>16:15,</w:t>
-        </w:r>
-      </w:hyperlink>
+      <w:r>
+        <w:rPr>
+          <w:lang w:val="es_ES" w:bidi="es_ES"/>
+        </w:rPr>
+        <w:t>16:15,</w:t>
+      </w:r>
       <w:r>
         <w:rPr>
           <w:lang w:val="es_ES" w:bidi="es_ES"/>
         </w:rPr>
         <w:t xml:space="preserve"> </w:t>
       </w:r>
-      <w:hyperlink r:id="rId107">
-        <w:r>
-          <w:rPr>
-            <w:lang w:val="es_ES" w:bidi="es_ES"/>
-          </w:rPr>
-          <w:rPr>
-            <w:color w:val="0000EE"/>
-            <w:u w:val="single"/>
-          </w:rPr>
-          <w:t>17:14</w:t>
-        </w:r>
-      </w:hyperlink>
+      <w:r>
+        <w:rPr>
+          <w:lang w:val="es_ES" w:bidi="es_ES"/>
+        </w:rPr>
+        <w:t>17:14</w:t>
+      </w:r>
       <w:r>
         <w:rPr>
           <w:lang w:val="es_ES" w:bidi="es_ES"/>
         </w:rPr>
         <w:t>) ante la persecución, sabiendo que los cobardes enfrentarán un castigo eterno junto con los malhechores (</w:t>
       </w:r>
-      <w:hyperlink r:id="rId108">
-        <w:r>
-          <w:rPr>
-            <w:lang w:val="es_ES" w:bidi="es_ES"/>
-          </w:rPr>
-          <w:rPr>
-            <w:color w:val="0000EE"/>
-            <w:u w:val="single"/>
-          </w:rPr>
-          <w:t>21:8</w:t>
-        </w:r>
-      </w:hyperlink>
+      <w:r>
+        <w:rPr>
+          <w:lang w:val="es_ES" w:bidi="es_ES"/>
+        </w:rPr>
+        <w:t>21:8</w:t>
+      </w:r>
       <w:r>
         <w:rPr>
           <w:lang w:val="es_ES" w:bidi="es_ES"/>
